--- a/Szakdolgozat.docx
+++ b/Szakdolgozat.docx
@@ -30,31 +30,9 @@
         <w:rPr>
           <w:b/>
           <w:bCs/>
-          <w:sz w:val="56"/>
-          <w:szCs w:val="56"/>
-        </w:rPr>
-      </w:pPr>
-    </w:p>
-    <w:p>
-      <w:pPr>
-        <w:jc w:val="center"/>
-        <w:rPr>
-          <w:b/>
-          <w:bCs/>
-          <w:sz w:val="56"/>
-          <w:szCs w:val="56"/>
-        </w:rPr>
-      </w:pPr>
-    </w:p>
-    <w:p>
-      <w:pPr>
-        <w:jc w:val="center"/>
-        <w:rPr>
-          <w:b/>
-          <w:bCs/>
           <w:color w:val="153D63" w:themeColor="text2" w:themeTint="E6"/>
-          <w:sz w:val="56"/>
-          <w:szCs w:val="56"/>
+          <w:sz w:val="72"/>
+          <w:szCs w:val="72"/>
         </w:rPr>
       </w:pPr>
       <w:r>
@@ -62,24 +40,91 @@
           <w:b/>
           <w:bCs/>
           <w:color w:val="153D63" w:themeColor="text2" w:themeTint="E6"/>
-          <w:sz w:val="56"/>
-          <w:szCs w:val="56"/>
-        </w:rPr>
-        <w:t>Volatilitás-</w:t>
+          <w:sz w:val="72"/>
+          <w:szCs w:val="72"/>
+        </w:rPr>
+        <w:t>A volatilitás-előrejelzés gazdasági értéke</w:t>
       </w:r>
-      <w:proofErr w:type="spellStart"/>
+    </w:p>
+    <w:p>
+      <w:pPr>
+        <w:jc w:val="center"/>
+        <w:rPr>
+          <w:b/>
+          <w:bCs/>
+          <w:color w:val="153D63" w:themeColor="text2" w:themeTint="E6"/>
+          <w:sz w:val="36"/>
+          <w:szCs w:val="36"/>
+        </w:rPr>
+      </w:pPr>
       <w:r>
         <w:rPr>
           <w:b/>
           <w:bCs/>
           <w:color w:val="153D63" w:themeColor="text2" w:themeTint="E6"/>
-          <w:sz w:val="56"/>
-          <w:szCs w:val="56"/>
-        </w:rPr>
-        <w:t>előrejelző</w:t>
+          <w:sz w:val="36"/>
+          <w:szCs w:val="36"/>
+        </w:rPr>
+        <w:t>Standard volatilitásmodellek összehasonlítása dinamikus portfólióallokációban</w:t>
       </w:r>
-      <w:proofErr w:type="spellEnd"/>
-      <w:r>
+    </w:p>
+    <w:p>
+      <w:pPr>
+        <w:jc w:val="center"/>
+        <w:rPr>
+          <w:b/>
+          <w:bCs/>
+          <w:sz w:val="56"/>
+          <w:szCs w:val="56"/>
+        </w:rPr>
+      </w:pPr>
+    </w:p>
+    <w:p>
+      <w:pPr>
+        <w:jc w:val="center"/>
+        <w:rPr>
+          <w:b/>
+          <w:bCs/>
+          <w:sz w:val="56"/>
+          <w:szCs w:val="56"/>
+        </w:rPr>
+      </w:pPr>
+    </w:p>
+    <w:p>
+      <w:pPr>
+        <w:jc w:val="center"/>
+        <w:rPr>
+          <w:b/>
+          <w:bCs/>
+          <w:sz w:val="56"/>
+          <w:szCs w:val="56"/>
+        </w:rPr>
+      </w:pPr>
+    </w:p>
+    <w:p>
+      <w:pPr>
+        <w:jc w:val="center"/>
+        <w:rPr>
+          <w:b/>
+          <w:bCs/>
+          <w:sz w:val="56"/>
+          <w:szCs w:val="56"/>
+        </w:rPr>
+      </w:pPr>
+    </w:p>
+    <w:p>
+      <w:pPr>
+        <w:jc w:val="center"/>
+        <w:rPr>
+          <w:b/>
+          <w:bCs/>
+          <w:sz w:val="56"/>
+          <w:szCs w:val="56"/>
+        </w:rPr>
+      </w:pPr>
+    </w:p>
+    <w:p>
+      <w:pPr>
         <w:rPr>
           <w:b/>
           <w:bCs/>
@@ -87,62 +132,6 @@
           <w:sz w:val="56"/>
           <w:szCs w:val="56"/>
         </w:rPr>
-        <w:t xml:space="preserve"> modellek összehasonlítása dinamikus portfólióallokációs környezetben</w:t>
-      </w:r>
-    </w:p>
-    <w:p>
-      <w:pPr>
-        <w:jc w:val="center"/>
-        <w:rPr>
-          <w:b/>
-          <w:bCs/>
-          <w:sz w:val="56"/>
-          <w:szCs w:val="56"/>
-        </w:rPr>
-      </w:pPr>
-    </w:p>
-    <w:p>
-      <w:pPr>
-        <w:jc w:val="center"/>
-        <w:rPr>
-          <w:b/>
-          <w:bCs/>
-          <w:sz w:val="56"/>
-          <w:szCs w:val="56"/>
-        </w:rPr>
-      </w:pPr>
-    </w:p>
-    <w:p>
-      <w:pPr>
-        <w:jc w:val="center"/>
-        <w:rPr>
-          <w:b/>
-          <w:bCs/>
-          <w:sz w:val="56"/>
-          <w:szCs w:val="56"/>
-        </w:rPr>
-      </w:pPr>
-    </w:p>
-    <w:p>
-      <w:pPr>
-        <w:jc w:val="center"/>
-        <w:rPr>
-          <w:b/>
-          <w:bCs/>
-          <w:sz w:val="56"/>
-          <w:szCs w:val="56"/>
-        </w:rPr>
-      </w:pPr>
-    </w:p>
-    <w:p>
-      <w:pPr>
-        <w:jc w:val="center"/>
-        <w:rPr>
-          <w:b/>
-          <w:bCs/>
-          <w:sz w:val="56"/>
-          <w:szCs w:val="56"/>
-        </w:rPr>
       </w:pPr>
     </w:p>
     <w:p>
@@ -151,8 +140,15 @@
           <w:b/>
           <w:bCs/>
           <w:color w:val="153D63" w:themeColor="text2" w:themeTint="E6"/>
-          <w:sz w:val="56"/>
-          <w:szCs w:val="56"/>
+        </w:rPr>
+      </w:pPr>
+    </w:p>
+    <w:p>
+      <w:pPr>
+        <w:rPr>
+          <w:b/>
+          <w:bCs/>
+          <w:color w:val="153D63" w:themeColor="text2" w:themeTint="E6"/>
         </w:rPr>
       </w:pPr>
     </w:p>
@@ -234,6 +230,15 @@
     </w:p>
     <w:sdt>
       <w:sdtPr>
+        <w:rPr>
+          <w:rFonts w:asciiTheme="minorHAnsi" w:eastAsiaTheme="minorHAnsi" w:hAnsiTheme="minorHAnsi" w:cstheme="minorBidi"/>
+          <w:color w:val="auto"/>
+          <w:kern w:val="2"/>
+          <w:sz w:val="24"/>
+          <w:szCs w:val="24"/>
+          <w:lang w:eastAsia="en-US"/>
+          <w14:ligatures w14:val="standardContextual"/>
+        </w:rPr>
         <w:id w:val="1401785389"/>
         <w:docPartObj>
           <w:docPartGallery w:val="Table of Contents"/>
@@ -242,15 +247,8 @@
       </w:sdtPr>
       <w:sdtEndPr>
         <w:rPr>
-          <w:rFonts w:asciiTheme="minorHAnsi" w:eastAsiaTheme="minorHAnsi" w:hAnsiTheme="minorHAnsi" w:cstheme="minorBidi"/>
-          <w:b/>
-          <w:bCs/>
-          <w:color w:val="auto"/>
-          <w:kern w:val="2"/>
-          <w:sz w:val="24"/>
-          <w:szCs w:val="24"/>
-          <w:lang w:eastAsia="en-US"/>
-          <w14:ligatures w14:val="standardContextual"/>
+          <w:b/>
+          <w:bCs/>
         </w:rPr>
       </w:sdtEndPr>
       <w:sdtContent>
@@ -1053,7 +1051,6 @@
   <w:style w:type="character" w:default="1" w:styleId="Bekezdsalapbettpusa">
     <w:name w:val="Default Paragraph Font"/>
     <w:uiPriority w:val="1"/>
-    <w:semiHidden/>
     <w:unhideWhenUsed/>
   </w:style>
   <w:style w:type="table" w:default="1" w:styleId="Normltblzat">
